--- a/zht/docx/088.content.docx
+++ b/zht/docx/088.content.docx
@@ -401,18 +401,12 @@
           <w:lang w:val="zh_TW" w:bidi="zh_TW"/>
         </w:rPr>
       </w:r>
-      <w:hyperlink r:id="rId13">
-        <w:r>
-          <w:rPr>
-            <w:lang w:val="zh_TW" w:bidi="zh_TW"/>
-          </w:rPr>
-          <w:rPr>
-            <w:color w:val="0000EE"/>
-            <w:u w:val="single"/>
-          </w:rPr>
-          <w:t>歷代志上1:34–37</w:t>
-        </w:r>
-      </w:hyperlink>
+      <w:r>
+        <w:rPr>
+          <w:lang w:val="zh_TW" w:bidi="zh_TW"/>
+        </w:rPr>
+        <w:t>歷代志上1:34–37</w:t>
+      </w:r>
     </w:p>
     <w:p>
       <w:pPr>
@@ -425,18 +419,12 @@
           <w:lang w:val="zh_TW" w:bidi="zh_TW"/>
         </w:rPr>
       </w:r>
-      <w:hyperlink r:id="rId14">
-        <w:r>
-          <w:rPr>
-            <w:lang w:val="zh_TW" w:bidi="zh_TW"/>
-          </w:rPr>
-          <w:rPr>
-            <w:color w:val="0000EE"/>
-            <w:u w:val="single"/>
-          </w:rPr>
-          <w:t>民數記16:1–3</w:t>
-        </w:r>
-      </w:hyperlink>
+      <w:r>
+        <w:rPr>
+          <w:lang w:val="zh_TW" w:bidi="zh_TW"/>
+        </w:rPr>
+        <w:t>民數記16:1–3</w:t>
+      </w:r>
     </w:p>
     <w:p>
       <w:pPr>
@@ -449,18 +437,12 @@
           <w:lang w:val="zh_TW" w:bidi="zh_TW"/>
         </w:rPr>
       </w:r>
-      <w:hyperlink r:id="rId15">
-        <w:r>
-          <w:rPr>
-            <w:lang w:val="zh_TW" w:bidi="zh_TW"/>
-          </w:rPr>
-          <w:rPr>
-            <w:color w:val="0000EE"/>
-            <w:u w:val="single"/>
-          </w:rPr>
-          <w:t>民數記16:25–27</w:t>
-        </w:r>
-      </w:hyperlink>
+      <w:r>
+        <w:rPr>
+          <w:lang w:val="zh_TW" w:bidi="zh_TW"/>
+        </w:rPr>
+        <w:t>民數記16:25–27</w:t>
+      </w:r>
     </w:p>
     <w:p>
       <w:pPr>
@@ -473,18 +455,12 @@
           <w:lang w:val="zh_TW" w:bidi="zh_TW"/>
         </w:rPr>
       </w:r>
-      <w:hyperlink r:id="rId16">
-        <w:r>
-          <w:rPr>
-            <w:lang w:val="zh_TW" w:bidi="zh_TW"/>
-          </w:rPr>
-          <w:rPr>
-            <w:color w:val="0000EE"/>
-            <w:u w:val="single"/>
-          </w:rPr>
-          <w:t>詩篇42:1–2</w:t>
-        </w:r>
-      </w:hyperlink>
+      <w:r>
+        <w:rPr>
+          <w:lang w:val="zh_TW" w:bidi="zh_TW"/>
+        </w:rPr>
+        <w:t>詩篇42:1–2</w:t>
+      </w:r>
     </w:p>
     <w:p>
       <w:pPr>
@@ -796,18 +772,12 @@
           <w:lang w:val="zh_TW" w:bidi="zh_TW"/>
         </w:rPr>
       </w:r>
-      <w:hyperlink r:id="rId17">
-        <w:r>
-          <w:rPr>
-            <w:lang w:val="zh_TW" w:bidi="zh_TW"/>
-          </w:rPr>
-          <w:rPr>
-            <w:color w:val="0000EE"/>
-            <w:u w:val="single"/>
-          </w:rPr>
-          <w:t>創世記43:32</w:t>
-        </w:r>
-      </w:hyperlink>
+      <w:r>
+        <w:rPr>
+          <w:lang w:val="zh_TW" w:bidi="zh_TW"/>
+        </w:rPr>
+        <w:t>創世記43:32</w:t>
+      </w:r>
     </w:p>
     <w:p>
       <w:pPr>
@@ -820,18 +790,12 @@
           <w:lang w:val="zh_TW" w:bidi="zh_TW"/>
         </w:rPr>
       </w:r>
-      <w:hyperlink r:id="rId18">
-        <w:r>
-          <w:rPr>
-            <w:lang w:val="zh_TW" w:bidi="zh_TW"/>
-          </w:rPr>
-          <w:rPr>
-            <w:color w:val="0000EE"/>
-            <w:u w:val="single"/>
-          </w:rPr>
-          <w:t>耶利米書7:30</w:t>
-        </w:r>
-      </w:hyperlink>
+      <w:r>
+        <w:rPr>
+          <w:lang w:val="zh_TW" w:bidi="zh_TW"/>
+        </w:rPr>
+        <w:t>耶利米書7:30</w:t>
+      </w:r>
     </w:p>
     <w:p>
       <w:pPr>
@@ -844,18 +808,12 @@
           <w:lang w:val="zh_TW" w:bidi="zh_TW"/>
         </w:rPr>
       </w:r>
-      <w:hyperlink r:id="rId19">
-        <w:r>
-          <w:rPr>
-            <w:lang w:val="zh_TW" w:bidi="zh_TW"/>
-          </w:rPr>
-          <w:rPr>
-            <w:color w:val="0000EE"/>
-            <w:u w:val="single"/>
-          </w:rPr>
-          <w:t>利未記11:10</w:t>
-        </w:r>
-      </w:hyperlink>
+      <w:r>
+        <w:rPr>
+          <w:lang w:val="zh_TW" w:bidi="zh_TW"/>
+        </w:rPr>
+        <w:t>利未記11:10</w:t>
+      </w:r>
     </w:p>
     <w:p>
       <w:pPr>
@@ -868,18 +826,12 @@
           <w:lang w:val="zh_TW" w:bidi="zh_TW"/>
         </w:rPr>
       </w:r>
-      <w:hyperlink r:id="rId20">
-        <w:r>
-          <w:rPr>
-            <w:lang w:val="zh_TW" w:bidi="zh_TW"/>
-          </w:rPr>
-          <w:rPr>
-            <w:color w:val="0000EE"/>
-            <w:u w:val="single"/>
-          </w:rPr>
-          <w:t>路加福音16:15</w:t>
-        </w:r>
-      </w:hyperlink>
+      <w:r>
+        <w:rPr>
+          <w:lang w:val="zh_TW" w:bidi="zh_TW"/>
+        </w:rPr>
+        <w:t>路加福音16:15</w:t>
+      </w:r>
     </w:p>
     <w:p>
       <w:pPr>
@@ -892,18 +844,12 @@
           <w:lang w:val="zh_TW" w:bidi="zh_TW"/>
         </w:rPr>
       </w:r>
-      <w:hyperlink r:id="rId21">
-        <w:r>
-          <w:rPr>
-            <w:lang w:val="zh_TW" w:bidi="zh_TW"/>
-          </w:rPr>
-          <w:rPr>
-            <w:color w:val="0000EE"/>
-            <w:u w:val="single"/>
-          </w:rPr>
-          <w:t>啟示錄17:3–5</w:t>
-        </w:r>
-      </w:hyperlink>
+      <w:r>
+        <w:rPr>
+          <w:lang w:val="zh_TW" w:bidi="zh_TW"/>
+        </w:rPr>
+        <w:t>啟示錄17:3–5</w:t>
+      </w:r>
     </w:p>
     <w:p>
       <w:pPr>
@@ -1065,18 +1011,12 @@
           <w:lang w:val="zh_TW" w:bidi="zh_TW"/>
         </w:rPr>
       </w:r>
-      <w:hyperlink r:id="rId22">
-        <w:r>
-          <w:rPr>
-            <w:lang w:val="zh_TW" w:bidi="zh_TW"/>
-          </w:rPr>
-          <w:rPr>
-            <w:color w:val="0000EE"/>
-            <w:u w:val="single"/>
-          </w:rPr>
-          <w:t>使徒行傳2:11</w:t>
-        </w:r>
-      </w:hyperlink>
+      <w:r>
+        <w:rPr>
+          <w:lang w:val="zh_TW" w:bidi="zh_TW"/>
+        </w:rPr>
+        <w:t>使徒行傳2:11</w:t>
+      </w:r>
     </w:p>
     <w:p>
       <w:pPr>
@@ -1089,18 +1029,12 @@
           <w:lang w:val="zh_TW" w:bidi="zh_TW"/>
         </w:rPr>
       </w:r>
-      <w:hyperlink r:id="rId23">
-        <w:r>
-          <w:rPr>
-            <w:lang w:val="zh_TW" w:bidi="zh_TW"/>
-          </w:rPr>
-          <w:rPr>
-            <w:color w:val="0000EE"/>
-            <w:u w:val="single"/>
-          </w:rPr>
-          <w:t>使徒行傳27:8</w:t>
-        </w:r>
-      </w:hyperlink>
+      <w:r>
+        <w:rPr>
+          <w:lang w:val="zh_TW" w:bidi="zh_TW"/>
+        </w:rPr>
+        <w:t>使徒行傳27:8</w:t>
+      </w:r>
     </w:p>
     <w:p>
       <w:pPr>
@@ -1113,18 +1047,12 @@
           <w:lang w:val="zh_TW" w:bidi="zh_TW"/>
         </w:rPr>
       </w:r>
-      <w:hyperlink r:id="rId24">
-        <w:r>
-          <w:rPr>
-            <w:lang w:val="zh_TW" w:bidi="zh_TW"/>
-          </w:rPr>
-          <w:rPr>
-            <w:color w:val="0000EE"/>
-            <w:u w:val="single"/>
-          </w:rPr>
-          <w:t>阿摩司書9:7–8</w:t>
-        </w:r>
-      </w:hyperlink>
+      <w:r>
+        <w:rPr>
+          <w:lang w:val="zh_TW" w:bidi="zh_TW"/>
+        </w:rPr>
+        <w:t>阿摩司書9:7–8</w:t>
+      </w:r>
     </w:p>
     <w:p>
       <w:pPr>
@@ -1137,18 +1065,12 @@
           <w:lang w:val="zh_TW" w:bidi="zh_TW"/>
         </w:rPr>
       </w:r>
-      <w:hyperlink r:id="rId25">
-        <w:r>
-          <w:rPr>
-            <w:lang w:val="zh_TW" w:bidi="zh_TW"/>
-          </w:rPr>
-          <w:rPr>
-            <w:color w:val="0000EE"/>
-            <w:u w:val="single"/>
-          </w:rPr>
-          <w:t>提多書1:12</w:t>
-        </w:r>
-      </w:hyperlink>
+      <w:r>
+        <w:rPr>
+          <w:lang w:val="zh_TW" w:bidi="zh_TW"/>
+        </w:rPr>
+        <w:t>提多書1:12</w:t>
+      </w:r>
     </w:p>
     <w:p>
       <w:pPr>
@@ -1360,18 +1282,12 @@
           <w:lang w:val="zh_TW" w:bidi="zh_TW"/>
         </w:rPr>
       </w:r>
-      <w:hyperlink r:id="rId26">
-        <w:r>
-          <w:rPr>
-            <w:lang w:val="zh_TW" w:bidi="zh_TW"/>
-          </w:rPr>
-          <w:rPr>
-            <w:color w:val="0000EE"/>
-            <w:u w:val="single"/>
-          </w:rPr>
-          <w:t>馬可福音14:32</w:t>
-        </w:r>
-      </w:hyperlink>
+      <w:r>
+        <w:rPr>
+          <w:lang w:val="zh_TW" w:bidi="zh_TW"/>
+        </w:rPr>
+        <w:t>馬可福音14:32</w:t>
+      </w:r>
     </w:p>
     <w:p>
       <w:pPr>
@@ -1384,18 +1300,12 @@
           <w:lang w:val="zh_TW" w:bidi="zh_TW"/>
         </w:rPr>
       </w:r>
-      <w:hyperlink r:id="rId27">
-        <w:r>
-          <w:rPr>
-            <w:lang w:val="zh_TW" w:bidi="zh_TW"/>
-          </w:rPr>
-          <w:rPr>
-            <w:color w:val="0000EE"/>
-            <w:u w:val="single"/>
-          </w:rPr>
-          <w:t>馬太福音26:36</w:t>
-        </w:r>
-      </w:hyperlink>
+      <w:r>
+        <w:rPr>
+          <w:lang w:val="zh_TW" w:bidi="zh_TW"/>
+        </w:rPr>
+        <w:t>馬太福音26:36</w:t>
+      </w:r>
     </w:p>
     <w:p>
       <w:pPr>
